--- a/paper/manuscript_v40.docx
+++ b/paper/manuscript_v40.docx
@@ -105,7 +105,7 @@
         <w:t xml:space="preserve"> </w:t>
       </w:r>
       <w:r>
-        <w:t xml:space="preserve">Beijing Anzhen Hospital, Capital Medical University, Tongzhou Campus, No. 225 Songzhuang South 1st Street, Tongzhou District, Beijing 101149, China</w:t>
+        <w:t xml:space="preserve">Beijing Anzhen Hospital, Capital Medical University, Tongzhou Campus, No. 225 Songzhuang South 1st Street, Tongzhou District, Beijing 101118, China</w:t>
       </w:r>
       <w:r>
         <w:t xml:space="preserve"> </w:t>
